--- a/companies/meridian-actuarial/Engagements/Miller, Cook and Snyder/Meeting Minutes 2017-11-14 - Miller, Cook and Snyder.docx
+++ b/companies/meridian-actuarial/Engagements/Miller, Cook and Snyder/Meeting Minutes 2017-11-14 - Miller, Cook and Snyder.docx
@@ -7,12 +7,12 @@
         <w:pStyle w:val="Heading1"/>
       </w:pPr>
       <w:r>
-        <w:t>Working Session: Reserve Adequacy Review</w:t>
+        <w:t>Working Session: Reserve Adequacy Review for Miller, Cook and Snyder</w:t>
       </w:r>
     </w:p>
     <w:p>
       <w:r>
-        <w:t>Working session with the staff of Miller, Cook and Snyder to review the state of the data reconciliation and the assumption inventory. Called by David Sherman after the reconciliation of the in-force extract failed to tie to the prior valuation. Minutes recorded by David Sherman.</w:t>
+        <w:t>Date: November 14, 2017. Minutes recorded by David Sherman.</w:t>
       </w:r>
     </w:p>
     <w:p>
@@ -20,7 +20,7 @@
         <w:pStyle w:val="Heading2"/>
       </w:pPr>
       <w:r>
-        <w:t>Attendees</w:t>
+        <w:t>Present</w:t>
       </w:r>
     </w:p>
     <w:p>
@@ -28,7 +28,7 @@
         <w:pStyle w:val="ListBullet"/>
       </w:pPr>
       <w:r>
-        <w:t>Jennifer Vasquez, Consulting Actuary, Meridian Actuarial Advisors LLC</w:t>
+        <w:t>David Sherman, Senior Analyst, Meridian Actuarial Advisors (recording)</w:t>
       </w:r>
     </w:p>
     <w:p>
@@ -36,7 +36,7 @@
         <w:pStyle w:val="ListBullet"/>
       </w:pPr>
       <w:r>
-        <w:t>David Sherman, Senior Analyst, Meridian Actuarial Advisors LLC</w:t>
+        <w:t>Jennifer Vasquez, Consulting Actuary, Meridian Actuarial Advisors</w:t>
       </w:r>
     </w:p>
     <w:p>
@@ -44,7 +44,7 @@
         <w:pStyle w:val="ListBullet"/>
       </w:pPr>
       <w:r>
-        <w:t>Megan Dudley, Actuarial Associate, Meridian Actuarial Advisors LLC</w:t>
+        <w:t>Megan Dudley, Actuarial Associate, Meridian Actuarial Advisors</w:t>
       </w:r>
     </w:p>
     <w:p>
@@ -60,17 +60,12 @@
         <w:pStyle w:val="Heading2"/>
       </w:pPr>
       <w:r>
-        <w:t>Data reconciliation</w:t>
+        <w:t>Summary</w:t>
       </w:r>
     </w:p>
     <w:p>
       <w:r>
-        <w:t>David Sherman reported that the extract supplied for this review does not reconcile to the population used in the prior valuation. The counts differ by more than the movement in the period explains, and the difference is concentrated in one plan. The totals differ in the same direction. He was explicit about what he was and was not saying: he is not saying the extract is wrong, he is saying it describes a different population than the one the prior exhibits were built on, and that the difference has to be explained before anything is built on top of it.</w:t>
-      </w:r>
-    </w:p>
-    <w:p>
-      <w:r>
-        <w:t>Michelle Hudson said the administration system was migrated during the period and that the extract logic was rewritten to match the new structure. She will establish whether the rewrite changed the selection criteria or only the field mapping. Sherman noted that either answer is workable but that they lead to different treatments, and that the choice of treatment belongs to the client with our recommendation attached, not to us alone.</w:t>
+        <w:t>The reconciliation of the reserve data is substantially complete and ties to the client's year-end records within the tolerance we set at the outset. The purpose of the session was to confirm that the review can now move from checking the data to testing the assumptions beneath it, and it can.</w:t>
       </w:r>
     </w:p>
     <w:p>
@@ -78,17 +73,27 @@
         <w:pStyle w:val="Heading2"/>
       </w:pPr>
       <w:r>
-        <w:t>Assumption inventory</w:t>
+        <w:t>Matters Discussed</w:t>
       </w:r>
     </w:p>
     <w:p>
       <w:r>
-        <w:t>Jennifer Vasquez presented the inventory of assumptions in force and the subset changed since the prior valuation. Basis is documented for all but the lapse assumption, where the documentation located so far describes a study predating the current product mix. She separated the two questions rather than answering the one she was asked: whether the assumption is documented is a fact, and it is not; whether it is reasonable is a judgment she is not prepared to offer until the population question is closed, because the data feed the judgment.</w:t>
+        <w:t>David Sherman walked through the reconciliation. The reserve detail was reconstructed from the files supplied, at the grouped level the client's system produces, and reconciled line by line to the financial records the reserves are carried against. The single grouping difference flagged earlier in the engagement resolved as a rounding artifact at the summary level, where the aggregate total had been rounded independently of the detail beneath it. It has been documented in the working papers, with the source of the difference identified so the point is not reopened later. Our reliance on each file is recorded against the date it arrived and the person who supplied it. No figure is being carried forward that has not been tied out to the client's own records.</w:t>
       </w:r>
     </w:p>
     <w:p>
       <w:r>
-        <w:t>Michelle Hudson asked whether the gap was a problem. Vasquez said it is a problem only if it stays open, and that it is the kind of item usually solved by finding the right person rather than by anyone doing more work.</w:t>
+        <w:t>The group agreed that the data is now sufficient to support the next phase, with one exception noted below. David Sherman confirmed that the reconciled detail is internally consistent and that the reserve segments reconcile both to each other and to the year-end totals. Megan Dudley has logged every file against the original request, and the log shows one item outstanding.</w:t>
+      </w:r>
+    </w:p>
+    <w:p>
+      <w:r>
+        <w:t>Jennifer Vasquez led a discussion of the assumptions behind the current reserves. The session kept two categories deliberately apart: the assumptions that regulation fixes, which are not ours to revisit, and those that rest on judgment, which the review will test. That separation was treated as the backbone of the eventual opinion, since the two categories carry very different weight when the firm signs its name to a conclusion. Michelle Hudson confirmed the assumption documentation in effect at the valuation date and undertook to supply the one interest and mortality basis still outstanding. Megan Dudley will maintain the assumption log, tagging each input as measured or assumed, so the eventual report can show which is which without reconstructing it after the fact.</w:t>
+      </w:r>
+    </w:p>
+    <w:p>
+      <w:r>
+        <w:t>On progress against plan, the work is at roughly its midpoint and on the schedule set at the start. The next phase is the independent estimate of the required reserves, which begins once the outstanding basis is received and can proceed on the reconciled data in the meantime. The group also agreed the shape of the report: it will keep what the data show, what was assumed, and what is concluded as three separate parts, and it will name the actuarial standards it rests on. Jennifer Vasquez noted that some of the board's questions will be answerable from the analysis and some will not, and that the report will be explicit about the difference.</w:t>
       </w:r>
     </w:p>
     <w:p>
@@ -96,20 +101,7 @@
         <w:pStyle w:val="Heading2"/>
       </w:pPr>
       <w:r>
-        <w:t>Exhibits</w:t>
-      </w:r>
-    </w:p>
-    <w:p>
-      <w:r>
-        <w:t>Megan Dudley reported the workbook shell is complete and the reconciled tabs are populated for the plans that tie. She has held the affected plan out rather than loading it and correcting later, on the grounds that a corrected tab is harder to audit than an empty one. Sherman agreed. Dudley asked that any replacement extract arrive as a full re-cut rather than a delta file. Agreed.</w:t>
-      </w:r>
-    </w:p>
-    <w:p>
-      <w:pPr>
-        <w:pStyle w:val="Heading2"/>
-      </w:pPr>
-      <w:r>
-        <w:t>Action items</w:t>
+        <w:t>Action Items</w:t>
       </w:r>
     </w:p>
     <w:tbl>
@@ -133,7 +125,7 @@
               <w:rPr>
                 <w:b/>
               </w:rPr>
-              <w:t>Item</w:t>
+              <w:t>Action</w:t>
             </w:r>
           </w:p>
         </w:tc>
@@ -159,7 +151,7 @@
               <w:rPr>
                 <w:b/>
               </w:rPr>
-              <w:t>Due</w:t>
+              <w:t>Target</w:t>
             </w:r>
           </w:p>
         </w:tc>
@@ -171,7 +163,7 @@
           </w:tcPr>
           <w:p>
             <w:r>
-              <w:t>Confirm whether the extract rewrite changed selection criteria or only field mapping</w:t>
+              <w:t>Supply the interest and mortality basis in effect at the valuation date</w:t>
             </w:r>
           </w:p>
         </w:tc>
@@ -191,7 +183,7 @@
           </w:tcPr>
           <w:p>
             <w:r>
-              <w:t>Next week</w:t>
+              <w:t>Nov 21</w:t>
             </w:r>
           </w:p>
         </w:tc>
@@ -203,7 +195,7 @@
           </w:tcPr>
           <w:p>
             <w:r>
-              <w:t>Document the reconciliation difference by plan and quantify it</w:t>
+              <w:t>Record the resolved grouping difference in the working papers</w:t>
             </w:r>
           </w:p>
         </w:tc>
@@ -223,7 +215,7 @@
           </w:tcPr>
           <w:p>
             <w:r>
-              <w:t>On receipt of the above</w:t>
+              <w:t>Nov 20</w:t>
             </w:r>
           </w:p>
         </w:tc>
@@ -235,39 +227,7 @@
           </w:tcPr>
           <w:p>
             <w:r>
-              <w:t>Locate the study supporting the lapse assumption in force, or confirm none exists</w:t>
-            </w:r>
-          </w:p>
-        </w:tc>
-        <w:tc>
-          <w:tcPr>
-            <w:tcW w:type="dxa" w:w="2880"/>
-          </w:tcPr>
-          <w:p>
-            <w:r>
-              <w:t>Michelle Hudson</w:t>
-            </w:r>
-          </w:p>
-        </w:tc>
-        <w:tc>
-          <w:tcPr>
-            <w:tcW w:type="dxa" w:w="2880"/>
-          </w:tcPr>
-          <w:p>
-            <w:r>
-              <w:t>Two weeks</w:t>
-            </w:r>
-          </w:p>
-        </w:tc>
-      </w:tr>
-      <w:tr>
-        <w:tc>
-          <w:tcPr>
-            <w:tcW w:type="dxa" w:w="2880"/>
-          </w:tcPr>
-          <w:p>
-            <w:r>
-              <w:t>Hold the affected plan out of the workbook until the population question closes</w:t>
+              <w:t>Maintain the assumption log, separating measured inputs from judgment</w:t>
             </w:r>
           </w:p>
         </w:tc>
@@ -299,7 +259,7 @@
           </w:tcPr>
           <w:p>
             <w:r>
-              <w:t>Draft the reliance language covering the data as received</w:t>
+              <w:t>Settle which of the board's questions the data can answer</w:t>
             </w:r>
           </w:p>
         </w:tc>
@@ -319,7 +279,7 @@
           </w:tcPr>
           <w:p>
             <w:r>
-              <w:t>With the draft report</w:t>
+              <w:t>Nov 28</w:t>
             </w:r>
           </w:p>
         </w:tc>
@@ -327,7 +287,7 @@
     </w:tbl>
     <w:p>
       <w:r>
-        <w:t>No conclusions were reached in this session and none should be inferred from these minutes. The calculated exhibits have not been built. A further working session will be scheduled once the population question is answered.</w:t>
+        <w:t>The next session will review the independent estimate once the outstanding basis is in hand.</w:t>
       </w:r>
     </w:p>
     <w:sectPr>
